--- a/ai_knowledge_base/deploy/部署手册.docx
+++ b/ai_knowledge_base/deploy/部署手册.docx
@@ -3631,6 +3631,16 @@
     </w:p>
     <w:p>
       <w:pPr>
+        <w:spacing w:before="80" w:after="160"/>
+        <w:ind w:left="170"/>
+        <w:shd w:val="clear" w:color="auto" w:fill="F2F2F2"/>
+      </w:pPr>
+      <w:r>
+        <w:t>说明：数据库容器把内部 5432 映射到宿主机 5433（端口映射见 docker-compose.yml 的 db 服务）。若服务器本机已装 PostgreSQL 占用 5432，两者互不影响；想用 Navicat/DBeaver 直连容器数据库，连 localhost:5433。</w:t>
+      </w:r>
+    </w:p>
+    <w:p>
+      <w:pPr>
         <w:spacing w:after="120"/>
       </w:pPr>
       <w:r>
@@ -6190,6 +6200,15 @@
         <w:ind w:left="340"/>
       </w:pPr>
       <w:r>
+        <w:t>本机已装 PostgreSQL（5432）或端口冲突：Docker 的数据库在容器内网，不占你本机 5432，两者完全隔离；compose 把容器 5432 映射到宿主机 5433，如需直连用 localhost:5433。</w:t>
+      </w:r>
+    </w:p>
+    <w:p>
+      <w:pPr>
+        <w:spacing w:after="60"/>
+        <w:ind w:left="340"/>
+      </w:pPr>
+      <w:r>
         <w:rPr>
           <w:rFonts w:ascii="Calibri" w:hAnsi="Calibri" w:eastAsia="微软雅黑"/>
         </w:rPr>
@@ -6231,6 +6250,44 @@
     </w:p>
     <w:p>
       <w:pPr>
+        <w:pStyle w:val="Heading3"/>
+      </w:pPr>
+      <w:r>
+        <w:t>7.6 资源占用说明（默认已限制）</w:t>
+      </w:r>
+    </w:p>
+    <w:p>
+      <w:r>
+        <w:t>docker-compose.yml 已为每个服务设置资源上限，防止单个容器耗尽宿主机资源。默认上限如下：</w:t>
+      </w:r>
+    </w:p>
+    <w:p>
+      <w:r>
+        <w:t>db（数据库）：CPU 1 核 / 内存 512MB</w:t>
+      </w:r>
+    </w:p>
+    <w:p>
+      <w:r>
+        <w:t>server（后端）：CPU 0.5 核 / 内存 256MB</w:t>
+      </w:r>
+    </w:p>
+    <w:p>
+      <w:r>
+        <w:t>ai-service（AI 问答+OCR）：CPU 1 核 / 内存 512MB</w:t>
+      </w:r>
+    </w:p>
+    <w:p>
+      <w:r>
+        <w:t>web（前端 Nginx）：CPU 0.25 核 / 内存 128MB</w:t>
+      </w:r>
+    </w:p>
+    <w:p>
+      <w:r>
+        <w:t>这是上限（封顶值），不是常驻占用。平时空闲时实际占用远低于上限。如果之后要处理大文档或大批量索引，可把 ai-service 的内存调到 1GB（编辑 docker-compose.yml 中 ai-service 的 memory 值后重新 docker compose up -d --build）。</w:t>
+      </w:r>
+    </w:p>
+    <w:p>
+      <w:pPr>
         <w:pStyle w:val="Heading2"/>
       </w:pPr>
       <w:r>
@@ -6277,7 +6334,7 @@
         <w:rPr>
           <w:rFonts w:ascii="Calibri" w:hAnsi="Calibri" w:eastAsia="微软雅黑"/>
         </w:rPr>
-        <w:t>• 数据库端口 5432 未对外暴露（仅容器内网），不要手动映射到公网；</w:t>
+        <w:t>数据库端口 5432 未对外暴露（仅容器内网）。如果本机已装 PostgreSQL（占 5432）也不冲突：Docker 数据库运行在容器内网，compose 把它映射到宿主机 5433（见 4.1），用 Navicat/DBeaver 连 localhost:5433 即可查看容器数据。</w:t>
       </w:r>
     </w:p>
     <w:p>

--- a/ai_knowledge_base/deploy/部署手册.docx
+++ b/ai_knowledge_base/deploy/部署手册.docx
@@ -5601,26 +5601,7 @@
         <w:shd w:val="clear" w:color="auto" w:fill="FFF7E6"/>
       </w:pPr>
       <w:r>
-        <w:rPr>
-          <w:rFonts w:ascii="Calibri" w:hAnsi="Calibri" w:eastAsia="微软雅黑"/>
-          <w:color w:val="665522"/>
-        </w:rPr>
-        <w:t>以下命令都在</w:t>
-      </w:r>
-      <w:r>
-        <w:rPr>
-          <w:rFonts w:ascii="Calibri" w:hAnsi="Calibri" w:eastAsia="微软雅黑"/>
-          <w:b/>
-          <w:color w:val="665522"/>
-        </w:rPr>
-        <w:t>项目根目录</w:t>
-      </w:r>
-      <w:r>
-        <w:rPr>
-          <w:rFonts w:ascii="Calibri" w:hAnsi="Calibri" w:eastAsia="微软雅黑"/>
-          <w:color w:val="665522"/>
-        </w:rPr>
-        <w:t>的终端里运行。记不住就翻回这一节。</w:t>
+        <w:t>以下命令都在项目根目录运行。本手册默认 Docker 使用根目录 .env；若本地开发与 Docker 并行并使用 deploy/.env.docker，请所有 Compose 命令统一加 --env-file deploy/.env.docker，详见 7.7。不要让 server 和 ai-service 读取不同配置文件。</w:t>
       </w:r>
     </w:p>
     <w:p>
@@ -5644,43 +5625,33 @@
         <w:shd w:val="clear" w:color="auto" w:fill="F2F2F2"/>
       </w:pPr>
       <w:r>
-        <w:rPr>
-          <w:rFonts w:ascii="Consolas" w:hAnsi="Consolas" w:eastAsia="微软雅黑"/>
-          <w:sz w:val="18"/>
-        </w:rPr>
-        <w:t>cd /opt/ai-kb/ai_knowledge_base</w:t>
+        <w:t>docker compose ps                         # 查看服务状态</w:t>
         <w:br/>
-      </w:r>
-      <w:r>
-        <w:rPr>
-          <w:rFonts w:ascii="Consolas" w:hAnsi="Consolas" w:eastAsia="微软雅黑"/>
-          <w:sz w:val="18"/>
-        </w:rPr>
-        <w:t xml:space="preserve"> </w:t>
+        <w:t>docker compose logs --tail 100 server ai-service web  # 查看最近日志</w:t>
         <w:br/>
-      </w:r>
-      <w:r>
-        <w:rPr>
-          <w:rFonts w:ascii="Consolas" w:hAnsi="Consolas" w:eastAsia="微软雅黑"/>
-          <w:sz w:val="18"/>
-        </w:rPr>
-        <w:t>docker compose ps                # 看四个服务是否都在运行</w:t>
+        <w:t>docker compose logs -f server ai-service     # 实时跟踪日志，按 Ctrl+C 退出</w:t>
+      </w:r>
+    </w:p>
+    <w:p>
+      <w:pPr>
+        <w:pStyle w:val="Heading3"/>
+      </w:pPr>
+      <w:r>
+        <w:t>7.2 停止 / 再次启动 / 移除容器</w:t>
+      </w:r>
+    </w:p>
+    <w:p>
+      <w:pPr>
+        <w:spacing w:before="80" w:after="160"/>
+        <w:ind w:left="170"/>
+        <w:shd w:val="clear" w:color="auto" w:fill="F2F2F2"/>
+      </w:pPr>
+      <w:r>
+        <w:t>docker compose down              # 移除容器和网络，data/ 中的数据保留</w:t>
         <w:br/>
-      </w:r>
-      <w:r>
-        <w:rPr>
-          <w:rFonts w:ascii="Consolas" w:hAnsi="Consolas" w:eastAsia="微软雅黑"/>
-          <w:sz w:val="18"/>
-        </w:rPr>
-        <w:t>docker compose logs -f server    # 实时看后端日志（Ctrl+C 退出）</w:t>
+        <w:t>docker compose up -d             # 按当前配置再次启动</w:t>
         <w:br/>
-      </w:r>
-      <w:r>
-        <w:rPr>
-          <w:rFonts w:ascii="Consolas" w:hAnsi="Consolas" w:eastAsia="微软雅黑"/>
-          <w:sz w:val="18"/>
-        </w:rPr>
-        <w:t>docker compose logs -f ai-service  # 实时看 AI 服务日志</w:t>
+        <w:t>docker compose down -v           # 同时移除 Compose 卷；本项目 data/ 是绑定挂载，数据仍保留</w:t>
       </w:r>
     </w:p>
     <w:p>
@@ -5694,7 +5665,31 @@
           <w:color w:val="1F3A5F"/>
           <w:sz w:val="27"/>
         </w:rPr>
-        <w:t>7.2 停止 / 再次启动 / 彻底清理</w:t>
+        <w:t>7.3 备份（建议每天）</w:t>
+      </w:r>
+    </w:p>
+    <w:p>
+      <w:pPr>
+        <w:spacing w:after="120"/>
+      </w:pPr>
+      <w:r>
+        <w:rPr>
+          <w:rFonts w:ascii="Calibri" w:hAnsi="Calibri" w:eastAsia="微软雅黑"/>
+        </w:rPr>
+        <w:t xml:space="preserve">数据都在 </w:t>
+      </w:r>
+      <w:r>
+        <w:rPr>
+          <w:rFonts w:ascii="Consolas" w:hAnsi="Consolas" w:eastAsia="微软雅黑"/>
+          <w:sz w:val="19"/>
+        </w:rPr>
+        <w:t>data/</w:t>
+      </w:r>
+      <w:r>
+        <w:rPr>
+          <w:rFonts w:ascii="Calibri" w:hAnsi="Calibri" w:eastAsia="微软雅黑"/>
+        </w:rPr>
+        <w:t xml:space="preserve"> 目录。简单备份方式（Linux/macOS）：</w:t>
       </w:r>
     </w:p>
     <w:p>
@@ -5708,7 +5703,7 @@
           <w:rFonts w:ascii="Consolas" w:hAnsi="Consolas" w:eastAsia="微软雅黑"/>
           <w:sz w:val="18"/>
         </w:rPr>
-        <w:t>docker compose down              # 停止（数据保留在 data/）</w:t>
+        <w:t># 停写期间备份</w:t>
         <w:br/>
       </w:r>
       <w:r>
@@ -5716,7 +5711,7 @@
           <w:rFonts w:ascii="Consolas" w:hAnsi="Consolas" w:eastAsia="微软雅黑"/>
           <w:sz w:val="18"/>
         </w:rPr>
-        <w:t>docker compose up -d             # 再次启动</w:t>
+        <w:t>docker compose stop server ai-service</w:t>
         <w:br/>
       </w:r>
       <w:r>
@@ -5724,7 +5719,118 @@
           <w:rFonts w:ascii="Consolas" w:hAnsi="Consolas" w:eastAsia="微软雅黑"/>
           <w:sz w:val="18"/>
         </w:rPr>
-        <w:t>docker compose down -v           # 彻底清理（连数据一起删，不可恢复，慎用）</w:t>
+        <w:t>tar -czf backup-$(date +%F).tar.gz data/</w:t>
+        <w:br/>
+      </w:r>
+      <w:r>
+        <w:rPr>
+          <w:rFonts w:ascii="Consolas" w:hAnsi="Consolas" w:eastAsia="微软雅黑"/>
+          <w:sz w:val="18"/>
+        </w:rPr>
+        <w:t>docker compose start server ai-service</w:t>
+        <w:br/>
+      </w:r>
+      <w:r>
+        <w:rPr>
+          <w:rFonts w:ascii="Consolas" w:hAnsi="Consolas" w:eastAsia="微软雅黑"/>
+          <w:sz w:val="18"/>
+        </w:rPr>
+        <w:t xml:space="preserve"> </w:t>
+        <w:br/>
+      </w:r>
+      <w:r>
+        <w:rPr>
+          <w:rFonts w:ascii="Consolas" w:hAnsi="Consolas" w:eastAsia="微软雅黑"/>
+          <w:sz w:val="18"/>
+        </w:rPr>
+        <w:t># 在线备份数据库（不停服）</w:t>
+        <w:br/>
+      </w:r>
+      <w:r>
+        <w:rPr>
+          <w:rFonts w:ascii="Consolas" w:hAnsi="Consolas" w:eastAsia="微软雅黑"/>
+          <w:sz w:val="18"/>
+        </w:rPr>
+        <w:t>docker compose exec db pg_dump -U postgres ai_knowledge_base &gt; kb-$(date +%F).sql</w:t>
+      </w:r>
+    </w:p>
+    <w:p>
+      <w:pPr>
+        <w:spacing w:after="120"/>
+        <w:ind w:left="227"/>
+        <w:shd w:val="clear" w:color="auto" w:fill="FFF7E6"/>
+      </w:pPr>
+      <w:r>
+        <w:rPr>
+          <w:rFonts w:ascii="Calibri" w:hAnsi="Calibri" w:eastAsia="微软雅黑"/>
+          <w:color w:val="665522"/>
+        </w:rPr>
+        <w:t>Windows 本机部署的备份替代命令见</w:t>
+      </w:r>
+      <w:r>
+        <w:rPr>
+          <w:rFonts w:ascii="Calibri" w:hAnsi="Calibri" w:eastAsia="微软雅黑"/>
+          <w:b/>
+          <w:color w:val="665522"/>
+        </w:rPr>
+        <w:t>附录 C</w:t>
+      </w:r>
+      <w:r>
+        <w:rPr>
+          <w:rFonts w:ascii="Calibri" w:hAnsi="Calibri" w:eastAsia="微软雅黑"/>
+          <w:color w:val="665522"/>
+        </w:rPr>
+        <w:t>。</w:t>
+      </w:r>
+    </w:p>
+    <w:p>
+      <w:pPr>
+        <w:spacing w:after="120"/>
+      </w:pPr>
+      <w:r>
+        <w:rPr>
+          <w:rFonts w:ascii="Calibri" w:hAnsi="Calibri" w:eastAsia="微软雅黑"/>
+        </w:rPr>
+        <w:t>备份至少包括：</w:t>
+      </w:r>
+      <w:r>
+        <w:rPr>
+          <w:rFonts w:ascii="Consolas" w:hAnsi="Consolas" w:eastAsia="微软雅黑"/>
+          <w:sz w:val="19"/>
+        </w:rPr>
+        <w:t>data/pg</w:t>
+      </w:r>
+      <w:r>
+        <w:rPr>
+          <w:rFonts w:ascii="Calibri" w:hAnsi="Calibri" w:eastAsia="微软雅黑"/>
+        </w:rPr>
+        <w:t>（数据库）、</w:t>
+      </w:r>
+      <w:r>
+        <w:rPr>
+          <w:rFonts w:ascii="Consolas" w:hAnsi="Consolas" w:eastAsia="微软雅黑"/>
+          <w:sz w:val="19"/>
+        </w:rPr>
+        <w:t>data/uploads</w:t>
+      </w:r>
+      <w:r>
+        <w:rPr>
+          <w:rFonts w:ascii="Calibri" w:hAnsi="Calibri" w:eastAsia="微软雅黑"/>
+        </w:rPr>
+        <w:t>（用户文档）、以及三把密钥（</w:t>
+      </w:r>
+      <w:r>
+        <w:rPr>
+          <w:rFonts w:ascii="Consolas" w:hAnsi="Consolas" w:eastAsia="微软雅黑"/>
+          <w:sz w:val="19"/>
+        </w:rPr>
+        <w:t>.env</w:t>
+      </w:r>
+      <w:r>
+        <w:rPr>
+          <w:rFonts w:ascii="Calibri" w:hAnsi="Calibri" w:eastAsia="微软雅黑"/>
+        </w:rPr>
+        <w:t xml:space="preserve"> 一并备份）。</w:t>
       </w:r>
     </w:p>
     <w:p>
@@ -5738,31 +5844,7 @@
           <w:color w:val="1F3A5F"/>
           <w:sz w:val="27"/>
         </w:rPr>
-        <w:t>7.3 备份（建议每天）</w:t>
-      </w:r>
-    </w:p>
-    <w:p>
-      <w:pPr>
-        <w:spacing w:after="120"/>
-      </w:pPr>
-      <w:r>
-        <w:rPr>
-          <w:rFonts w:ascii="Calibri" w:hAnsi="Calibri" w:eastAsia="微软雅黑"/>
-        </w:rPr>
-        <w:t xml:space="preserve">数据都在 </w:t>
-      </w:r>
-      <w:r>
-        <w:rPr>
-          <w:rFonts w:ascii="Consolas" w:hAnsi="Consolas" w:eastAsia="微软雅黑"/>
-          <w:sz w:val="19"/>
-        </w:rPr>
-        <w:t>data/</w:t>
-      </w:r>
-      <w:r>
-        <w:rPr>
-          <w:rFonts w:ascii="Calibri" w:hAnsi="Calibri" w:eastAsia="微软雅黑"/>
-        </w:rPr>
-        <w:t xml:space="preserve"> 目录。简单备份方式（Linux/macOS）：</w:t>
+        <w:t>7.4 升级</w:t>
       </w:r>
     </w:p>
     <w:p>
@@ -5772,138 +5854,40 @@
         <w:shd w:val="clear" w:color="auto" w:fill="F2F2F2"/>
       </w:pPr>
       <w:r>
-        <w:rPr>
-          <w:rFonts w:ascii="Consolas" w:hAnsi="Consolas" w:eastAsia="微软雅黑"/>
-          <w:sz w:val="18"/>
-        </w:rPr>
-        <w:t># 停写期间备份</w:t>
+        <w:t>cd /opt/ai-kb/ai_knowledge_base  # 先备份（见 7.3），再把新版文件覆盖到项目目录；保留 .env 和 data/</w:t>
         <w:br/>
-      </w:r>
-      <w:r>
-        <w:rPr>
-          <w:rFonts w:ascii="Consolas" w:hAnsi="Consolas" w:eastAsia="微软雅黑"/>
-          <w:sz w:val="18"/>
-        </w:rPr>
-        <w:t>docker compose stop server ai-service</w:t>
-        <w:br/>
-      </w:r>
-      <w:r>
-        <w:rPr>
-          <w:rFonts w:ascii="Consolas" w:hAnsi="Consolas" w:eastAsia="微软雅黑"/>
-          <w:sz w:val="18"/>
-        </w:rPr>
-        <w:t>tar -czf backup-$(date +%F).tar.gz data/</w:t>
-        <w:br/>
-      </w:r>
-      <w:r>
-        <w:rPr>
-          <w:rFonts w:ascii="Consolas" w:hAnsi="Consolas" w:eastAsia="微软雅黑"/>
-          <w:sz w:val="18"/>
-        </w:rPr>
-        <w:t>docker compose start server ai-service</w:t>
-        <w:br/>
-      </w:r>
-      <w:r>
-        <w:rPr>
-          <w:rFonts w:ascii="Consolas" w:hAnsi="Consolas" w:eastAsia="微软雅黑"/>
-          <w:sz w:val="18"/>
-        </w:rPr>
-        <w:t xml:space="preserve"> </w:t>
-        <w:br/>
-      </w:r>
-      <w:r>
-        <w:rPr>
-          <w:rFonts w:ascii="Consolas" w:hAnsi="Consolas" w:eastAsia="微软雅黑"/>
-          <w:sz w:val="18"/>
-        </w:rPr>
-        <w:t># 在线备份数据库（不停服）</w:t>
-        <w:br/>
-      </w:r>
-      <w:r>
-        <w:rPr>
-          <w:rFonts w:ascii="Consolas" w:hAnsi="Consolas" w:eastAsia="微软雅黑"/>
-          <w:sz w:val="18"/>
-        </w:rPr>
-        <w:t>docker compose exec db pg_dump -U postgres ai_knowledge_base &gt; kb-$(date +%F).sql</w:t>
+        <w:t>docker compose up -d --build</w:t>
       </w:r>
     </w:p>
     <w:p>
       <w:pPr>
         <w:spacing w:after="120"/>
-        <w:ind w:left="227"/>
-        <w:shd w:val="clear" w:color="auto" w:fill="FFF7E6"/>
-      </w:pPr>
-      <w:r>
-        <w:rPr>
-          <w:rFonts w:ascii="Calibri" w:hAnsi="Calibri" w:eastAsia="微软雅黑"/>
-          <w:color w:val="665522"/>
-        </w:rPr>
-        <w:t>Windows 本机部署的备份替代命令见</w:t>
-      </w:r>
-      <w:r>
-        <w:rPr>
-          <w:rFonts w:ascii="Calibri" w:hAnsi="Calibri" w:eastAsia="微软雅黑"/>
-          <w:b/>
-          <w:color w:val="665522"/>
-        </w:rPr>
-        <w:t>附录 C</w:t>
-      </w:r>
-      <w:r>
-        <w:rPr>
-          <w:rFonts w:ascii="Calibri" w:hAnsi="Calibri" w:eastAsia="微软雅黑"/>
-          <w:color w:val="665522"/>
-        </w:rPr>
-        <w:t>。</w:t>
-      </w:r>
-    </w:p>
-    <w:p>
-      <w:pPr>
-        <w:spacing w:after="120"/>
-      </w:pPr>
-      <w:r>
-        <w:rPr>
-          <w:rFonts w:ascii="Calibri" w:hAnsi="Calibri" w:eastAsia="微软雅黑"/>
-        </w:rPr>
-        <w:t>备份至少包括：</w:t>
-      </w:r>
+      </w:pPr>
       <w:r>
         <w:rPr>
           <w:rFonts w:ascii="Consolas" w:hAnsi="Consolas" w:eastAsia="微软雅黑"/>
           <w:sz w:val="19"/>
         </w:rPr>
-        <w:t>data/pg</w:t>
-      </w:r>
-      <w:r>
-        <w:rPr>
-          <w:rFonts w:ascii="Calibri" w:hAnsi="Calibri" w:eastAsia="微软雅黑"/>
-        </w:rPr>
-        <w:t>（数据库）、</w:t>
+        <w:t>data/</w:t>
+      </w:r>
+      <w:r>
+        <w:rPr>
+          <w:rFonts w:ascii="Calibri" w:hAnsi="Calibri" w:eastAsia="微软雅黑"/>
+        </w:rPr>
+        <w:t xml:space="preserve"> 和 </w:t>
       </w:r>
       <w:r>
         <w:rPr>
           <w:rFonts w:ascii="Consolas" w:hAnsi="Consolas" w:eastAsia="微软雅黑"/>
           <w:sz w:val="19"/>
         </w:rPr>
-        <w:t>data/uploads</w:t>
-      </w:r>
-      <w:r>
-        <w:rPr>
-          <w:rFonts w:ascii="Calibri" w:hAnsi="Calibri" w:eastAsia="微软雅黑"/>
-        </w:rPr>
-        <w:t>（用户文档）、以及三把密钥（</w:t>
-      </w:r>
-      <w:r>
-        <w:rPr>
-          <w:rFonts w:ascii="Consolas" w:hAnsi="Consolas" w:eastAsia="微软雅黑"/>
-          <w:sz w:val="19"/>
-        </w:rPr>
         <w:t>.env</w:t>
       </w:r>
       <w:r>
         <w:rPr>
           <w:rFonts w:ascii="Calibri" w:hAnsi="Calibri" w:eastAsia="微软雅黑"/>
         </w:rPr>
-        <w:t xml:space="preserve"> 一并备份）。</w:t>
+        <w:t xml:space="preserve"> 保留即可，数据不丢。</w:t>
       </w:r>
     </w:p>
     <w:p>
@@ -5917,63 +5901,134 @@
           <w:color w:val="1F3A5F"/>
           <w:sz w:val="27"/>
         </w:rPr>
-        <w:t>7.4 升级</w:t>
+        <w:t>7.5 常见问题</w:t>
       </w:r>
     </w:p>
     <w:p>
       <w:pPr>
-        <w:spacing w:before="80" w:after="160"/>
-        <w:ind w:left="170"/>
-        <w:shd w:val="clear" w:color="auto" w:fill="F2F2F2"/>
-      </w:pPr>
+        <w:spacing w:after="60"/>
+        <w:ind w:left="340"/>
+      </w:pPr>
+      <w:r>
+        <w:rPr>
+          <w:rFonts w:ascii="Calibri" w:hAnsi="Calibri" w:eastAsia="微软雅黑"/>
+        </w:rPr>
+        <w:t xml:space="preserve">• </w:t>
+      </w:r>
+      <w:r>
+        <w:rPr>
+          <w:rFonts w:ascii="Calibri" w:hAnsi="Calibri" w:eastAsia="微软雅黑"/>
+          <w:b/>
+        </w:rPr>
+        <w:t>页面打不开 / 一直转圈</w:t>
+      </w:r>
+      <w:r>
+        <w:rPr>
+          <w:rFonts w:ascii="Calibri" w:hAnsi="Calibri" w:eastAsia="微软雅黑"/>
+        </w:rPr>
+        <w:t>：</w:t>
+      </w:r>
       <w:r>
         <w:rPr>
           <w:rFonts w:ascii="Consolas" w:hAnsi="Consolas" w:eastAsia="微软雅黑"/>
-          <w:sz w:val="18"/>
-        </w:rPr>
-        <w:t>cd /opt/ai-kb/ai_knowledge_base</w:t>
-        <w:br/>
+          <w:sz w:val="19"/>
+        </w:rPr>
+        <w:t>docker compose ps</w:t>
+      </w:r>
+      <w:r>
+        <w:rPr>
+          <w:rFonts w:ascii="Calibri" w:hAnsi="Calibri" w:eastAsia="微软雅黑"/>
+        </w:rPr>
+        <w:t xml:space="preserve"> 看是否都 </w:t>
       </w:r>
       <w:r>
         <w:rPr>
           <w:rFonts w:ascii="Consolas" w:hAnsi="Consolas" w:eastAsia="微软雅黑"/>
-          <w:sz w:val="18"/>
-        </w:rPr>
-        <w:t>docker compose down        # 先备份（见 7.3）</w:t>
-        <w:br/>
+          <w:sz w:val="19"/>
+        </w:rPr>
+        <w:t>Up</w:t>
+      </w:r>
+      <w:r>
+        <w:rPr>
+          <w:rFonts w:ascii="Calibri" w:hAnsi="Calibri" w:eastAsia="微软雅黑"/>
+        </w:rPr>
+        <w:t>，</w:t>
       </w:r>
       <w:r>
         <w:rPr>
           <w:rFonts w:ascii="Consolas" w:hAnsi="Consolas" w:eastAsia="微软雅黑"/>
-          <w:sz w:val="18"/>
-        </w:rPr>
-        <w:t># 把新版文件覆盖到项目目录（保留 .env 和 data/）</w:t>
-        <w:br/>
-      </w:r>
-      <w:r>
-        <w:rPr>
-          <w:rFonts w:ascii="Consolas" w:hAnsi="Consolas" w:eastAsia="微软雅黑"/>
-          <w:sz w:val="18"/>
-        </w:rPr>
-        <w:t>docker compose up -d --build</w:t>
+          <w:sz w:val="19"/>
+        </w:rPr>
+        <w:t>docker compose logs -f server</w:t>
+      </w:r>
+      <w:r>
+        <w:rPr>
+          <w:rFonts w:ascii="Calibri" w:hAnsi="Calibri" w:eastAsia="微软雅黑"/>
+        </w:rPr>
+        <w:t xml:space="preserve"> 看报错；常见是密钥没配好。</w:t>
       </w:r>
     </w:p>
     <w:p>
       <w:pPr>
-        <w:spacing w:after="120"/>
-      </w:pPr>
+        <w:spacing w:after="60"/>
+        <w:ind w:left="340"/>
+      </w:pPr>
+      <w:r>
+        <w:rPr>
+          <w:rFonts w:ascii="Calibri" w:hAnsi="Calibri" w:eastAsia="微软雅黑"/>
+        </w:rPr>
+        <w:t xml:space="preserve">• </w:t>
+      </w:r>
+      <w:r>
+        <w:rPr>
+          <w:rFonts w:ascii="Calibri" w:hAnsi="Calibri" w:eastAsia="微软雅黑"/>
+          <w:b/>
+        </w:rPr>
+        <w:t>图片 OCR 识别不出来</w:t>
+      </w:r>
+      <w:r>
+        <w:rPr>
+          <w:rFonts w:ascii="Calibri" w:hAnsi="Calibri" w:eastAsia="微软雅黑"/>
+        </w:rPr>
+        <w:t xml:space="preserve">：确认镜像内置语言包且设置了 </w:t>
+      </w:r>
       <w:r>
         <w:rPr>
           <w:rFonts w:ascii="Consolas" w:hAnsi="Consolas" w:eastAsia="微软雅黑"/>
           <w:sz w:val="19"/>
         </w:rPr>
-        <w:t>data/</w:t>
-      </w:r>
-      <w:r>
-        <w:rPr>
-          <w:rFonts w:ascii="Calibri" w:hAnsi="Calibri" w:eastAsia="微软雅黑"/>
-        </w:rPr>
-        <w:t xml:space="preserve"> 和 </w:t>
+        <w:t>TESSDATA_PREFIX</w:t>
+      </w:r>
+      <w:r>
+        <w:rPr>
+          <w:rFonts w:ascii="Calibri" w:hAnsi="Calibri" w:eastAsia="微软雅黑"/>
+        </w:rPr>
+        <w:t>（正常部署已配好，不应有问题）。</w:t>
+      </w:r>
+    </w:p>
+    <w:p>
+      <w:pPr>
+        <w:spacing w:after="60"/>
+        <w:ind w:left="340"/>
+      </w:pPr>
+      <w:r>
+        <w:rPr>
+          <w:rFonts w:ascii="Calibri" w:hAnsi="Calibri" w:eastAsia="微软雅黑"/>
+        </w:rPr>
+        <w:t xml:space="preserve">• </w:t>
+      </w:r>
+      <w:r>
+        <w:rPr>
+          <w:rFonts w:ascii="Calibri" w:hAnsi="Calibri" w:eastAsia="微软雅黑"/>
+          <w:b/>
+        </w:rPr>
+        <w:t>问答报模型调用失败</w:t>
+      </w:r>
+      <w:r>
+        <w:rPr>
+          <w:rFonts w:ascii="Calibri" w:hAnsi="Calibri" w:eastAsia="微软雅黑"/>
+        </w:rPr>
+        <w:t xml:space="preserve">：检查 </w:t>
       </w:r>
       <w:r>
         <w:rPr>
@@ -5986,212 +6041,29 @@
         <w:rPr>
           <w:rFonts w:ascii="Calibri" w:hAnsi="Calibri" w:eastAsia="微软雅黑"/>
         </w:rPr>
-        <w:t xml:space="preserve"> 保留即可，数据不丢。</w:t>
+        <w:t xml:space="preserve"> 的 </w:t>
+      </w:r>
+      <w:r>
+        <w:rPr>
+          <w:rFonts w:ascii="Consolas" w:hAnsi="Consolas" w:eastAsia="微软雅黑"/>
+          <w:sz w:val="19"/>
+        </w:rPr>
+        <w:t>OPENAI_*</w:t>
+      </w:r>
+      <w:r>
+        <w:rPr>
+          <w:rFonts w:ascii="Calibri" w:hAnsi="Calibri" w:eastAsia="微软雅黑"/>
+        </w:rPr>
+        <w:t>，确认服务器能访问该模型地址。</w:t>
       </w:r>
     </w:p>
     <w:p>
       <w:pPr>
-        <w:pStyle w:val="Heading3"/>
-      </w:pPr>
-      <w:r>
-        <w:rPr>
-          <w:rFonts w:ascii="Calibri" w:hAnsi="Calibri" w:eastAsia="微软雅黑"/>
-          <w:b/>
-          <w:color w:val="1F3A5F"/>
-          <w:sz w:val="27"/>
-        </w:rPr>
-        <w:t>7.5 常见问题</w:t>
-      </w:r>
-    </w:p>
-    <w:p>
-      <w:pPr>
         <w:spacing w:after="60"/>
         <w:ind w:left="340"/>
       </w:pPr>
       <w:r>
-        <w:rPr>
-          <w:rFonts w:ascii="Calibri" w:hAnsi="Calibri" w:eastAsia="微软雅黑"/>
-        </w:rPr>
-        <w:t xml:space="preserve">• </w:t>
-      </w:r>
-      <w:r>
-        <w:rPr>
-          <w:rFonts w:ascii="Calibri" w:hAnsi="Calibri" w:eastAsia="微软雅黑"/>
-          <w:b/>
-        </w:rPr>
-        <w:t>页面打不开 / 一直转圈</w:t>
-      </w:r>
-      <w:r>
-        <w:rPr>
-          <w:rFonts w:ascii="Calibri" w:hAnsi="Calibri" w:eastAsia="微软雅黑"/>
-        </w:rPr>
-        <w:t>：</w:t>
-      </w:r>
-      <w:r>
-        <w:rPr>
-          <w:rFonts w:ascii="Consolas" w:hAnsi="Consolas" w:eastAsia="微软雅黑"/>
-          <w:sz w:val="19"/>
-        </w:rPr>
-        <w:t>docker compose ps</w:t>
-      </w:r>
-      <w:r>
-        <w:rPr>
-          <w:rFonts w:ascii="Calibri" w:hAnsi="Calibri" w:eastAsia="微软雅黑"/>
-        </w:rPr>
-        <w:t xml:space="preserve"> 看是否都 </w:t>
-      </w:r>
-      <w:r>
-        <w:rPr>
-          <w:rFonts w:ascii="Consolas" w:hAnsi="Consolas" w:eastAsia="微软雅黑"/>
-          <w:sz w:val="19"/>
-        </w:rPr>
-        <w:t>Up</w:t>
-      </w:r>
-      <w:r>
-        <w:rPr>
-          <w:rFonts w:ascii="Calibri" w:hAnsi="Calibri" w:eastAsia="微软雅黑"/>
-        </w:rPr>
-        <w:t>，</w:t>
-      </w:r>
-      <w:r>
-        <w:rPr>
-          <w:rFonts w:ascii="Consolas" w:hAnsi="Consolas" w:eastAsia="微软雅黑"/>
-          <w:sz w:val="19"/>
-        </w:rPr>
-        <w:t>docker compose logs -f server</w:t>
-      </w:r>
-      <w:r>
-        <w:rPr>
-          <w:rFonts w:ascii="Calibri" w:hAnsi="Calibri" w:eastAsia="微软雅黑"/>
-        </w:rPr>
-        <w:t xml:space="preserve"> 看报错；常见是密钥没配好。</w:t>
-      </w:r>
-    </w:p>
-    <w:p>
-      <w:pPr>
-        <w:spacing w:after="60"/>
-        <w:ind w:left="340"/>
-      </w:pPr>
-      <w:r>
-        <w:rPr>
-          <w:rFonts w:ascii="Calibri" w:hAnsi="Calibri" w:eastAsia="微软雅黑"/>
-        </w:rPr>
-        <w:t xml:space="preserve">• </w:t>
-      </w:r>
-      <w:r>
-        <w:rPr>
-          <w:rFonts w:ascii="Calibri" w:hAnsi="Calibri" w:eastAsia="微软雅黑"/>
-          <w:b/>
-        </w:rPr>
-        <w:t>图片 OCR 识别不出来</w:t>
-      </w:r>
-      <w:r>
-        <w:rPr>
-          <w:rFonts w:ascii="Calibri" w:hAnsi="Calibri" w:eastAsia="微软雅黑"/>
-        </w:rPr>
-        <w:t xml:space="preserve">：确认镜像内置语言包且设置了 </w:t>
-      </w:r>
-      <w:r>
-        <w:rPr>
-          <w:rFonts w:ascii="Consolas" w:hAnsi="Consolas" w:eastAsia="微软雅黑"/>
-          <w:sz w:val="19"/>
-        </w:rPr>
-        <w:t>TESSDATA_PREFIX</w:t>
-      </w:r>
-      <w:r>
-        <w:rPr>
-          <w:rFonts w:ascii="Calibri" w:hAnsi="Calibri" w:eastAsia="微软雅黑"/>
-        </w:rPr>
-        <w:t>（正常部署已配好，不应有问题）。</w:t>
-      </w:r>
-    </w:p>
-    <w:p>
-      <w:pPr>
-        <w:spacing w:after="60"/>
-        <w:ind w:left="340"/>
-      </w:pPr>
-      <w:r>
-        <w:rPr>
-          <w:rFonts w:ascii="Calibri" w:hAnsi="Calibri" w:eastAsia="微软雅黑"/>
-        </w:rPr>
-        <w:t xml:space="preserve">• </w:t>
-      </w:r>
-      <w:r>
-        <w:rPr>
-          <w:rFonts w:ascii="Calibri" w:hAnsi="Calibri" w:eastAsia="微软雅黑"/>
-          <w:b/>
-        </w:rPr>
-        <w:t>问答报模型调用失败</w:t>
-      </w:r>
-      <w:r>
-        <w:rPr>
-          <w:rFonts w:ascii="Calibri" w:hAnsi="Calibri" w:eastAsia="微软雅黑"/>
-        </w:rPr>
-        <w:t xml:space="preserve">：检查 </w:t>
-      </w:r>
-      <w:r>
-        <w:rPr>
-          <w:rFonts w:ascii="Consolas" w:hAnsi="Consolas" w:eastAsia="微软雅黑"/>
-          <w:sz w:val="19"/>
-        </w:rPr>
-        <w:t>.env</w:t>
-      </w:r>
-      <w:r>
-        <w:rPr>
-          <w:rFonts w:ascii="Calibri" w:hAnsi="Calibri" w:eastAsia="微软雅黑"/>
-        </w:rPr>
-        <w:t xml:space="preserve"> 的 </w:t>
-      </w:r>
-      <w:r>
-        <w:rPr>
-          <w:rFonts w:ascii="Consolas" w:hAnsi="Consolas" w:eastAsia="微软雅黑"/>
-          <w:sz w:val="19"/>
-        </w:rPr>
-        <w:t>OPENAI_*</w:t>
-      </w:r>
-      <w:r>
-        <w:rPr>
-          <w:rFonts w:ascii="Calibri" w:hAnsi="Calibri" w:eastAsia="微软雅黑"/>
-        </w:rPr>
-        <w:t>，确认服务器能访问该模型地址。</w:t>
-      </w:r>
-    </w:p>
-    <w:p>
-      <w:pPr>
-        <w:spacing w:after="60"/>
-        <w:ind w:left="340"/>
-      </w:pPr>
-      <w:r>
-        <w:rPr>
-          <w:rFonts w:ascii="Calibri" w:hAnsi="Calibri" w:eastAsia="微软雅黑"/>
-        </w:rPr>
-        <w:t xml:space="preserve">• </w:t>
-      </w:r>
-      <w:r>
-        <w:rPr>
-          <w:rFonts w:ascii="Calibri" w:hAnsi="Calibri" w:eastAsia="微软雅黑"/>
-          <w:b/>
-        </w:rPr>
-        <w:t>改了 .env 不生效</w:t>
-      </w:r>
-      <w:r>
-        <w:rPr>
-          <w:rFonts w:ascii="Calibri" w:hAnsi="Calibri" w:eastAsia="微软雅黑"/>
-        </w:rPr>
-        <w:t xml:space="preserve">：改完要 </w:t>
-      </w:r>
-      <w:r>
-        <w:rPr>
-          <w:rFonts w:ascii="Consolas" w:hAnsi="Consolas" w:eastAsia="微软雅黑"/>
-          <w:sz w:val="19"/>
-        </w:rPr>
-        <w:t>docker compose up -d --build</w:t>
-      </w:r>
-      <w:r>
-        <w:rPr>
-          <w:rFonts w:ascii="Calibri" w:hAnsi="Calibri" w:eastAsia="微软雅黑"/>
-        </w:rPr>
-        <w:t xml:space="preserve"> 重建容器。</w:t>
+        <w:t>• 改了 .env 不生效：使用同一份环境文件执行 docker compose up -d --force-recreate &lt;服务名&gt;；代码变更加 --build。若重建 server，也重建 web，避免 Nginx 仍连接旧容器 IP。</w:t>
       </w:r>
     </w:p>
     <w:p>
@@ -6284,6 +6156,52 @@
     <w:p>
       <w:r>
         <w:t>这是上限（封顶值），不是常驻占用。平时空闲时实际占用远低于上限。如果之后要处理大文档或大批量索引，可把 ai-service 的内存调到 1GB（编辑 docker-compose.yml 中 ai-service 的 memory 值后重新 docker compose up -d --build）。</w:t>
+      </w:r>
+    </w:p>
+    <w:p>
+      <w:pPr>
+        <w:pStyle w:val="Heading3"/>
+      </w:pPr>
+      <w:r>
+        <w:t>7.7 本地开发与 Docker 并行运行</w:t>
+      </w:r>
+    </w:p>
+    <w:p>
+      <w:pPr/>
+      <w:r>
+        <w:t>本地 pnpm dev 默认读取根目录 .env；Docker 本地验证使用 deploy/.env.docker。两套环境可以同时运行，但每条 Docker 命令都必须指定同一个文件。</w:t>
+      </w:r>
+    </w:p>
+    <w:p>
+      <w:pPr/>
+      <w:r>
+        <w:t>查看 Docker 状态和日志：</w:t>
+      </w:r>
+    </w:p>
+    <w:p>
+      <w:pPr/>
+      <w:r>
+        <w:t>docker compose --env-file deploy/.env.docker ps</w:t>
+        <w:br/>
+        <w:t>docker compose --env-file deploy/.env.docker logs --tail 100 server ai-service web</w:t>
+      </w:r>
+    </w:p>
+    <w:p>
+      <w:pPr/>
+      <w:r>
+        <w:t>重建后端与 AI 服务时，使用同一份配置，并同时重建 web，让 Nginx 重新解析 server 地址：</w:t>
+      </w:r>
+    </w:p>
+    <w:p>
+      <w:pPr/>
+      <w:r>
+        <w:t>docker compose --env-file deploy/.env.docker up -d --build --force-recreate server ai-service web</w:t>
+      </w:r>
+    </w:p>
+    <w:p>
+      <w:pPr/>
+      <w:r>
+        <w:t>如果只改环境变量而没有改代码，可省略 --build，保留 --force-recreate。不要一边用根目录 .env 重建 server，另一边用 deploy/.env.docker 启动 ai-service；INTERNAL_AI_TOKEN 不一致会导致索引报 Invalid internal token，Nginx 未刷新 server 地址可能导致登录 502。Docker 的 Cookie 名称已与本地开发隔离。</w:t>
       </w:r>
     </w:p>
     <w:p>
